--- a/data/ai_paras/AI_para_70.docx
+++ b/data/ai_paras/AI_para_70.docx
@@ -4,7 +4,7 @@
   <w:body>
     <w:p>
       <w:r>
-        <w:t>Assisted suicide, a deeply contentious issue, presents a complex intersection of ethical, legal, and medical considerations. The debate surrounding this topic is characterized by passionate arguments both for and against its practice, reflecting the profound implications it holds for personal autonomy and societal values. Proponents argue that assisted suicide provides a compassionate option for those suffering from terminal illnesses, allowing individuals to exercise control over their end-of-life decisions. Conversely, opponents raise concerns about the potential for abuse and the moral ramifications of permitting such a practice. This essay will explore the historical evolution and current legal landscape of assisted suicide, examine supporting and opposing arguments, and ultimately argue that assisted suicide, when regulated and ethically administered, should be considered a viable option in end-of-life care.</w:t>
+        <w:t>In concluding the exploration of assisted suicide, it is reaffirmed that, when regulated and ethically administered, this practice should be considered a viable option in end-of-life care. The examination of its historical evolution and current legal landscape highlights significant progress towards recognizing individual autonomy in terminally ill patients' decisions. Supporting arguments have emphasized the compassionate nature of assisted suicide, particularly in alleviating suffering and enhancing the provision of patient-centered care. Furthermore, addressing objections has demonstrated that, under stringent guidelines, assisted suicide aligns with the medical profession's commitment to alleviating suffering. Future implications suggest a continued integration of assisted suicide within healthcare systems, potentially fostering more comprehensive end-of-life care solutions that respect patient autonomy and ethical standards.</w:t>
       </w:r>
     </w:p>
     <w:sectPr>
